--- a/Chats/PREAMBLE.docx
+++ b/Chats/PREAMBLE.docx
@@ -238,44 +238,6 @@
       <w:r>
         <w:lastRenderedPageBreak/>
         <w:t>Familiarity with Python, PyCharm, and AI interfaces (e.g., Claude, Gemini)</w:t>
-      </w:r>
-    </w:p>
-    <w:p>
-      <w:r>
-        <w:t>Please feel free to add or modify sections as needed. I've included questions that might arise during our conversation:</w:t>
-      </w:r>
-    </w:p>
-    <w:p>
-      <w:pPr>
-        <w:numPr>
-          <w:ilvl w:val="0"/>
-          <w:numId w:val="6"/>
-        </w:numPr>
-      </w:pPr>
-      <w:r>
-        <w:t>How do you envision integrating AI-generated results with existing genealogy research?</w:t>
-      </w:r>
-    </w:p>
-    <w:p>
-      <w:pPr>
-        <w:numPr>
-          <w:ilvl w:val="0"/>
-          <w:numId w:val="6"/>
-        </w:numPr>
-      </w:pPr>
-      <w:r>
-        <w:t>Are there specific census records or data sets you'd like me to focus on or analyze?</w:t>
-      </w:r>
-    </w:p>
-    <w:p>
-      <w:pPr>
-        <w:numPr>
-          <w:ilvl w:val="0"/>
-          <w:numId w:val="6"/>
-        </w:numPr>
-      </w:pPr>
-      <w:r>
-        <w:t>What role do you see the AI interface in PyCharm playing in your project?</w:t>
       </w:r>
     </w:p>
     <w:p/>
@@ -1741,6 +1703,7 @@
   <w:style w:type="character" w:default="1" w:styleId="DefaultParagraphFont">
     <w:name w:val="Default Paragraph Font"/>
     <w:uiPriority w:val="1"/>
+    <w:semiHidden/>
     <w:unhideWhenUsed/>
   </w:style>
   <w:style w:type="table" w:default="1" w:styleId="TableNormal">
